--- a/resubmission_materials/Response_to_Reviewers_FORMAL.docx
+++ b/resubmission_materials/Response_to_Reviewers_FORMAL.docx
@@ -825,7 +825,7 @@
         <w:t xml:space="preserve"> </w:t>
       </w:r>
       <w:r>
-        <w:t xml:space="preserve">We have expanded the Type I error analysis to include 100 simulations per condition across three sample sizes (n=50, 100, 200) for both synthetic null data and real shuffled data (600 total simulations: 2 dataset types × 3 sample sizes × 100 simulations). Table 1 now reports empirical rejection rates at α = 0.05 for each sample size and dataset type, confirming Type I error rates near the nominal 5% level (range: 3-6% across all conditions). The Conclusions section has been updated accordingly.</w:t>
+        <w:t xml:space="preserve">The Reviewer raises an excellent point about the fundamental importance of demonstrating Type I error control through repeated simulations. We have expanded the Type I error analysis to include 100 simulations per condition across three sample sizes (n=50, 100, 200) for both synthetic null data and real shuffled data (600 total simulations: 2 dataset types × 3 sample sizes × 100 simulations). Table 1 now reports empirical rejection rates at α = 0.05 for each sample size and dataset type, confirming Type I error rates near the nominal 5% level (range: 3-6% across all conditions). The Conclusions section has been updated accordingly.</w:t>
       </w:r>
     </w:p>
     <w:p>
@@ -1110,7 +1110,7 @@
         <w:t xml:space="preserve"> </w:t>
       </w:r>
       <w:r>
-        <w:t xml:space="preserve">We have added validation of signal taxa recovery across varying effect sizes and sample sizes. Supplementary Table S1 provides detailed recovery metrics: Precision at k, Recall at k, Mean Rank, and AUC-ROC. MeLSI effectively recovers true signal taxa, with performance improving with effect size and sample size. For large effects, Precision at 5 reached 0.876-1.000 and Mean Rank decreased to 14.4, confirming that true signal taxa are consistently ranked among the top features.</w:t>
+        <w:t xml:space="preserve">We appreciate the Reviewer’s insightful suggestion to emphasize MeLSI’s interpretability advantage. We have added validation of signal taxa recovery across varying effect sizes and sample sizes. Supplementary Table S1 provides detailed recovery metrics: Precision at k, Recall at k, Mean Rank, and AUC-ROC. MeLSI effectively recovers true signal taxa, with performance improving with effect size and sample size. For large effects, Precision at 5 reached 0.876-1.000 and Mean Rank decreased to 14.4, confirming that true signal taxa are consistently ranked among the top features.</w:t>
       </w:r>
     </w:p>
     <w:p>
@@ -1537,7 +1537,7 @@
         <w:t xml:space="preserve"> </w:t>
       </w:r>
       <w:r>
-        <w:t xml:space="preserve">We have improved the transition by adding introductory text (lines 451-454):</w:t>
+        <w:t xml:space="preserve">We have reorganized the Real Data Validation section so that all results for each dataset (F-statistics, feature importance plots, and PCoA visualizations) are now presented together under dataset-specific subheadings. This eliminates the abrupt transitions between datasets and ensures all VIP and PCoA plots are shown alongside their corresponding results. Specifically: (1) Atlas1006 results are followed immediately by its feature importance and VIP plot (Figure 1), (2) DietSwap results are followed by its VIP and PCoA plots (Figure 2), and (3) SKIOME results are followed by its VIP and PCoA plots (Figure 3). We have also improved the transition by adding introductory text (lines 451-454):</w:t>
       </w:r>
       <w:r>
         <w:t xml:space="preserve"> </w:t>
@@ -1545,12 +1545,6 @@
       <w:r>
         <w:t xml:space="preserve">“To evaluate MeLSI’s utility in real-world applications, we analyzed three published microbiome datasets: Atlas1006 (sex-associated differences), DietSwap (dietary intervention), and SKIOME (multi-group skin microbiome validation).”</w:t>
       </w:r>
-      <w:r>
-        <w:t xml:space="preserve"> </w:t>
-      </w:r>
-      <w:r>
-        <w:t xml:space="preserve">VIP and PCoA plots for DietSwap have been added (Figure 2).</w:t>
-      </w:r>
     </w:p>
     <w:p>
       <w:pPr>
@@ -1567,7 +1561,7 @@
         <w:t xml:space="preserve"> </w:t>
       </w:r>
       <w:r>
-        <w:t xml:space="preserve">Lines 451-454, Figure 2 (lines 497-500)</w:t>
+        <w:t xml:space="preserve">Real Data Validation section reorganization (lines 455-516), Figure 2 (lines 497-500), Figure 3 (lines 511-516)</w:t>
       </w:r>
     </w:p>
     <w:p>
